--- a/pr-preview/pr-91/classification-handout.docx
+++ b/pr-preview/pr-91/classification-handout.docx
@@ -15,7 +15,7 @@
         <w:pStyle w:val="Date"/>
       </w:pPr>
       <w:r>
-        <w:t xml:space="preserve">Last modified: 2026-10-08 17:44:04 (PDT)</w:t>
+        <w:t xml:space="preserve">Last modified: 2026-10-08 19:32:20 (PDT)</w:t>
       </w:r>
     </w:p>
     <w:bookmarkStart w:id="13" w:name="introduction"/>
@@ -74,24 +74,48 @@
         <w:t xml:space="preserve"> </w:t>
       </w:r>
       <w:r>
-        <w:t xml:space="preserve">based on test results,</w:t>
-      </w:r>
-      <w:r>
-        <w:t xml:space="preserve"> </w:t>
-      </w:r>
-      <w:r>
-        <w:t xml:space="preserve">biomarkers,</w:t>
-      </w:r>
-      <w:r>
-        <w:t xml:space="preserve"> </w:t>
-      </w:r>
-      <w:r>
-        <w:t xml:space="preserve">or clinical signs.</w:t>
+        <w:t xml:space="preserve">based on evidence such as:</w:t>
       </w:r>
     </w:p>
     <w:p>
       <w:pPr>
-        <w:pStyle w:val="BodyText"/>
+        <w:pStyle w:val="Compact"/>
+        <w:numPr>
+          <w:ilvl w:val="0"/>
+          <w:numId w:val="1001"/>
+        </w:numPr>
+      </w:pPr>
+      <w:r>
+        <w:t xml:space="preserve">test results;</w:t>
+      </w:r>
+    </w:p>
+    <w:p>
+      <w:pPr>
+        <w:pStyle w:val="Compact"/>
+        <w:numPr>
+          <w:ilvl w:val="0"/>
+          <w:numId w:val="1001"/>
+        </w:numPr>
+      </w:pPr>
+      <w:r>
+        <w:t xml:space="preserve">biomarkers;</w:t>
+      </w:r>
+    </w:p>
+    <w:p>
+      <w:pPr>
+        <w:pStyle w:val="Compact"/>
+        <w:numPr>
+          <w:ilvl w:val="0"/>
+          <w:numId w:val="1001"/>
+        </w:numPr>
+      </w:pPr>
+      <w:r>
+        <w:t xml:space="preserve">clinical signs.</w:t>
+      </w:r>
+    </w:p>
+    <w:p>
+      <w:pPr>
+        <w:pStyle w:val="FirstParagraph"/>
       </w:pPr>
       <w:r>
         <w:t xml:space="preserve">A test can look highly accurate in isolation,</w:t>
@@ -6470,7 +6494,13 @@
         <w:t xml:space="preserve"> </w:t>
       </w:r>
       <w:r>
-        <w:t xml:space="preserve">The positive predictive value of a diagnostic test with positive sensitivity</w:t>
+        <w:t xml:space="preserve">The positive predictive value of a diagnostic test with positive sensitivity,</w:t>
+      </w:r>
+      <w:r>
+        <w:t xml:space="preserve"> </w:t>
+      </w:r>
+      <w:r>
+        <w:t xml:space="preserve">used in a population with positive prevalence,</w:t>
       </w:r>
       <w:r>
         <w:t xml:space="preserve"> </w:t>
@@ -7216,24 +7246,23 @@
           <m:jc m:val="center"/>
         </m:oMathParaPr>
         <m:oMath>
-          <m:f>
-            <m:fPr>
-              <m:type m:val="bar"/>
-            </m:fPr>
-            <m:num>
-              <m:r>
-                <m:t>1</m:t>
-              </m:r>
-            </m:num>
-            <m:den>
-              <m:r>
-                <m:t>1</m:t>
-              </m:r>
-              <m:r>
-                <m:rPr>
-                  <m:sty m:val="p"/>
-                </m:rPr>
-                <m:t>+</m:t>
+          <m:eqArr>
+            <m:e>
+              <m:r>
+                <m:rPr>
+                  <m:nor/>
+                  <m:sty m:val="p"/>
+                </m:rPr>
+                <m:t>PPV</m:t>
+              </m:r>
+              <m:r>
+                <m:t>&amp;</m:t>
+              </m:r>
+              <m:r>
+                <m:rPr>
+                  <m:sty m:val="p"/>
+                </m:rPr>
+                <m:t>=</m:t>
               </m:r>
               <m:f>
                 <m:fPr>
@@ -7241,71 +7270,231 @@
                 </m:fPr>
                 <m:num>
                   <m:r>
-                    <m:t>0.01</m:t>
+                    <m:t>1</m:t>
                   </m:r>
                 </m:num>
                 <m:den>
                   <m:r>
-                    <m:t>0.99</m:t>
+                    <m:t>1</m:t>
+                  </m:r>
+                  <m:r>
+                    <m:rPr>
+                      <m:sty m:val="p"/>
+                    </m:rPr>
+                    <m:t>+</m:t>
+                  </m:r>
+                  <m:f>
+                    <m:fPr>
+                      <m:type m:val="bar"/>
+                    </m:fPr>
+                    <m:num>
+                      <m:r>
+                        <m:t>0.01</m:t>
+                      </m:r>
+                    </m:num>
+                    <m:den>
+                      <m:r>
+                        <m:t>0.99</m:t>
+                      </m:r>
+                    </m:den>
+                  </m:f>
+                  <m:r>
+                    <m:rPr>
+                      <m:sty m:val="p"/>
+                    </m:rPr>
+                    <m:t>⋅</m:t>
+                  </m:r>
+                  <m:r>
+                    <m:t>999</m:t>
                   </m:r>
                 </m:den>
               </m:f>
               <m:r>
-                <m:rPr>
-                  <m:sty m:val="p"/>
-                </m:rPr>
-                <m:t>⋅</m:t>
-              </m:r>
-              <m:r>
-                <m:t>999</m:t>
-              </m:r>
-            </m:den>
-          </m:f>
-          <m:r>
-            <m:rPr>
-              <m:sty m:val="p"/>
-            </m:rPr>
-            <m:t>≈</m:t>
-          </m:r>
-          <m:f>
-            <m:fPr>
-              <m:type m:val="bar"/>
-            </m:fPr>
-            <m:num>
-              <m:r>
-                <m:t>1</m:t>
-              </m:r>
-            </m:num>
-            <m:den>
-              <m:r>
-                <m:t>1</m:t>
-              </m:r>
-              <m:r>
-                <m:rPr>
-                  <m:sty m:val="p"/>
-                </m:rPr>
-                <m:t>+</m:t>
-              </m:r>
-              <m:r>
-                <m:t>10.09</m:t>
-              </m:r>
-            </m:den>
-          </m:f>
-          <m:r>
-            <m:rPr>
-              <m:sty m:val="p"/>
-            </m:rPr>
-            <m:t>≈</m:t>
-          </m:r>
-          <m:r>
-            <m:t>0.09</m:t>
-          </m:r>
-          <m:r>
-            <m:rPr>
-              <m:sty m:val="p"/>
-            </m:rPr>
-            <m:t>:</m:t>
-          </m:r>
+                <m:t>&amp;</m:t>
+              </m:r>
+              <m:r>
+                <m:t>&amp;</m:t>
+              </m:r>
+              <m:r>
+                <m:rPr>
+                  <m:nor/>
+                  <m:sty m:val="p"/>
+                </m:rPr>
+                <m:t>(PPV in terms of the two ratios, with the new prevalence)</m:t>
+              </m:r>
+            </m:e>
+            <m:e>
+              <m:r>
+                <m:t>&amp;</m:t>
+              </m:r>
+              <m:r>
+                <m:rPr>
+                  <m:sty m:val="p"/>
+                </m:rPr>
+                <m:t>≈</m:t>
+              </m:r>
+              <m:f>
+                <m:fPr>
+                  <m:type m:val="bar"/>
+                </m:fPr>
+                <m:num>
+                  <m:r>
+                    <m:t>1</m:t>
+                  </m:r>
+                </m:num>
+                <m:den>
+                  <m:r>
+                    <m:t>1</m:t>
+                  </m:r>
+                  <m:r>
+                    <m:rPr>
+                      <m:sty m:val="p"/>
+                    </m:rPr>
+                    <m:t>+</m:t>
+                  </m:r>
+                  <m:r>
+                    <m:t>0.0101</m:t>
+                  </m:r>
+                  <m:r>
+                    <m:rPr>
+                      <m:sty m:val="p"/>
+                    </m:rPr>
+                    <m:t>⋅</m:t>
+                  </m:r>
+                  <m:r>
+                    <m:t>999</m:t>
+                  </m:r>
+                </m:den>
+              </m:f>
+              <m:r>
+                <m:t>&amp;</m:t>
+              </m:r>
+              <m:r>
+                <m:t>&amp;</m:t>
+              </m:r>
+              <m:r>
+                <m:rPr>
+                  <m:nor/>
+                  <m:sty m:val="p"/>
+                </m:rPr>
+                <m:t>(divide)</m:t>
+              </m:r>
+            </m:e>
+            <m:e>
+              <m:r>
+                <m:t>&amp;</m:t>
+              </m:r>
+              <m:r>
+                <m:rPr>
+                  <m:sty m:val="p"/>
+                </m:rPr>
+                <m:t>≈</m:t>
+              </m:r>
+              <m:f>
+                <m:fPr>
+                  <m:type m:val="bar"/>
+                </m:fPr>
+                <m:num>
+                  <m:r>
+                    <m:t>1</m:t>
+                  </m:r>
+                </m:num>
+                <m:den>
+                  <m:r>
+                    <m:t>1</m:t>
+                  </m:r>
+                  <m:r>
+                    <m:rPr>
+                      <m:sty m:val="p"/>
+                    </m:rPr>
+                    <m:t>+</m:t>
+                  </m:r>
+                  <m:r>
+                    <m:t>10.09</m:t>
+                  </m:r>
+                </m:den>
+              </m:f>
+              <m:r>
+                <m:t>&amp;</m:t>
+              </m:r>
+              <m:r>
+                <m:t>&amp;</m:t>
+              </m:r>
+              <m:r>
+                <m:rPr>
+                  <m:nor/>
+                  <m:sty m:val="p"/>
+                </m:rPr>
+                <m:t>(multiply)</m:t>
+              </m:r>
+            </m:e>
+            <m:e>
+              <m:r>
+                <m:t>&amp;</m:t>
+              </m:r>
+              <m:r>
+                <m:rPr>
+                  <m:sty m:val="p"/>
+                </m:rPr>
+                <m:t>=</m:t>
+              </m:r>
+              <m:f>
+                <m:fPr>
+                  <m:type m:val="bar"/>
+                </m:fPr>
+                <m:num>
+                  <m:r>
+                    <m:t>1</m:t>
+                  </m:r>
+                </m:num>
+                <m:den>
+                  <m:r>
+                    <m:t>11.09</m:t>
+                  </m:r>
+                </m:den>
+              </m:f>
+              <m:r>
+                <m:t>&amp;</m:t>
+              </m:r>
+              <m:r>
+                <m:t>&amp;</m:t>
+              </m:r>
+              <m:r>
+                <m:rPr>
+                  <m:nor/>
+                  <m:sty m:val="p"/>
+                </m:rPr>
+                <m:t>(add)</m:t>
+              </m:r>
+            </m:e>
+            <m:e>
+              <m:r>
+                <m:t>&amp;</m:t>
+              </m:r>
+              <m:r>
+                <m:rPr>
+                  <m:sty m:val="p"/>
+                </m:rPr>
+                <m:t>≈</m:t>
+              </m:r>
+              <m:r>
+                <m:t>0.09</m:t>
+              </m:r>
+              <m:r>
+                <m:t>&amp;</m:t>
+              </m:r>
+              <m:r>
+                <m:t>&amp;</m:t>
+              </m:r>
+              <m:r>
+                <m:rPr>
+                  <m:nor/>
+                  <m:sty m:val="p"/>
+                </m:rPr>
+                <m:t>(divide)</m:t>
+              </m:r>
+            </m:e>
+          </m:eqArr>
         </m:oMath>
       </m:oMathPara>
     </w:p>
@@ -7314,7 +7503,7 @@
         <w:pStyle w:val="FirstParagraph"/>
       </w:pPr>
       <w:r>
-        <w:t xml:space="preserve">about 9 in 10 positive results would be false positives.</w:t>
+        <w:t xml:space="preserve">so about 9 in 10 positive results would be false positives.</w:t>
       </w:r>
     </w:p>
     <w:bookmarkEnd w:id="35"/>
@@ -7550,8 +7739,114 @@
       </w:pPr>
     </w:lvl>
   </w:abstractNum>
+  <w:abstractNum w:abstractNumId="991">
+    <w:nsid w:val="0000A991"/>
+    <w:multiLevelType w:val="multilevel"/>
+    <w:lvl w:ilvl="0">
+      <w:numFmt w:val="bullet"/>
+      <w:lvlText w:val=""/>
+      <w:lvlJc w:val="left"/>
+      <w:pPr>
+        <w:ind w:left="720" w:hanging="360"/>
+      </w:pPr>
+      <w:rPr>
+        <w:rFonts w:ascii="Symbol" w:hAnsi="Symbol" w:cs="Symbol" w:hint="default"/>
+      </w:rPr>
+    </w:lvl>
+    <w:lvl w:ilvl="1">
+      <w:numFmt w:val="bullet"/>
+      <w:lvlText w:val="o"/>
+      <w:lvlJc w:val="left"/>
+      <w:pPr>
+        <w:ind w:left="1440" w:hanging="360"/>
+      </w:pPr>
+      <w:rPr>
+        <w:rFonts w:ascii="Courier New" w:hAnsi="Courier New" w:cs="Courier New" w:hint="default"/>
+      </w:rPr>
+    </w:lvl>
+    <w:lvl w:ilvl="2">
+      <w:numFmt w:val="bullet"/>
+      <w:lvlText w:val=""/>
+      <w:lvlJc w:val="left"/>
+      <w:pPr>
+        <w:ind w:left="2160" w:hanging="360"/>
+      </w:pPr>
+      <w:rPr>
+        <w:rFonts w:ascii="Wingdings" w:hAnsi="Wingdings" w:cs="Wingdings" w:hint="default"/>
+      </w:rPr>
+    </w:lvl>
+    <w:lvl w:ilvl="3">
+      <w:numFmt w:val="bullet"/>
+      <w:lvlText w:val=""/>
+      <w:lvlJc w:val="left"/>
+      <w:pPr>
+        <w:ind w:left="2880" w:hanging="360"/>
+      </w:pPr>
+      <w:rPr>
+        <w:rFonts w:ascii="Symbol" w:hAnsi="Symbol" w:cs="Symbol" w:hint="default"/>
+      </w:rPr>
+    </w:lvl>
+    <w:lvl w:ilvl="4">
+      <w:numFmt w:val="bullet"/>
+      <w:lvlText w:val="o"/>
+      <w:lvlJc w:val="left"/>
+      <w:pPr>
+        <w:ind w:left="3600" w:hanging="360"/>
+      </w:pPr>
+      <w:rPr>
+        <w:rFonts w:ascii="Courier New" w:hAnsi="Courier New" w:cs="Courier New" w:hint="default"/>
+      </w:rPr>
+    </w:lvl>
+    <w:lvl w:ilvl="5">
+      <w:numFmt w:val="bullet"/>
+      <w:lvlText w:val=""/>
+      <w:lvlJc w:val="left"/>
+      <w:pPr>
+        <w:ind w:left="4320" w:hanging="360"/>
+      </w:pPr>
+      <w:rPr>
+        <w:rFonts w:ascii="Wingdings" w:hAnsi="Wingdings" w:cs="Wingdings" w:hint="default"/>
+      </w:rPr>
+    </w:lvl>
+    <w:lvl w:ilvl="6">
+      <w:numFmt w:val="bullet"/>
+      <w:lvlText w:val=""/>
+      <w:lvlJc w:val="left"/>
+      <w:pPr>
+        <w:ind w:left="5040" w:hanging="360"/>
+      </w:pPr>
+      <w:rPr>
+        <w:rFonts w:ascii="Symbol" w:hAnsi="Symbol" w:cs="Symbol" w:hint="default"/>
+      </w:rPr>
+    </w:lvl>
+    <w:lvl w:ilvl="7">
+      <w:numFmt w:val="bullet"/>
+      <w:lvlText w:val="o"/>
+      <w:lvlJc w:val="left"/>
+      <w:pPr>
+        <w:ind w:left="5760" w:hanging="360"/>
+      </w:pPr>
+      <w:rPr>
+        <w:rFonts w:ascii="Courier New" w:hAnsi="Courier New" w:cs="Courier New" w:hint="default"/>
+      </w:rPr>
+    </w:lvl>
+    <w:lvl w:ilvl="8">
+      <w:numFmt w:val="bullet"/>
+      <w:lvlText w:val=""/>
+      <w:lvlJc w:val="left"/>
+      <w:pPr>
+        <w:ind w:left="6480" w:hanging="360"/>
+      </w:pPr>
+      <w:rPr>
+        <w:rFonts w:ascii="Wingdings" w:hAnsi="Wingdings" w:cs="Wingdings" w:hint="default"/>
+      </w:rPr>
+    </w:lvl>
+  </w:abstractNum>
   <w:num w:numId="1000">
     <w:abstractNumId w:val="990"/>
+  </w:num>
+  <w:num w:numId="1001">
+    <w:abstractNumId w:val="991"/>
   </w:num>
 </w:numbering>
 </file>

--- a/pr-preview/pr-91/classification-handout.docx
+++ b/pr-preview/pr-91/classification-handout.docx
@@ -15,10 +15,10 @@
         <w:pStyle w:val="Date"/>
       </w:pPr>
       <w:r>
-        <w:t xml:space="preserve">Last modified: 2026-10-08 19:32:20 (PDT)</w:t>
+        <w:t xml:space="preserve">Last modified: 2026-10-08 19:43:37 (PDT)</w:t>
       </w:r>
     </w:p>
-    <w:bookmarkStart w:id="13" w:name="introduction"/>
+    <w:bookmarkStart w:id="15" w:name="introduction"/>
     <w:p>
       <w:pPr>
         <w:pStyle w:val="Heading2"/>
@@ -170,7 +170,7 @@
         <w:t xml:space="preserve">.</w:t>
       </w:r>
     </w:p>
-    <w:bookmarkStart w:id="11" w:name="def-classification"/>
+    <w:bookmarkStart w:id="12" w:name="def-classification"/>
     <w:p>
       <w:pPr>
         <w:pStyle w:val="BodyText"/>
@@ -272,6 +272,7 @@
       <w:pPr>
         <w:pStyle w:val="BodyText"/>
       </w:pPr>
+      <w:bookmarkStart w:id="11" w:name="eq-classification"/>
       <m:oMathPara>
         <m:oMathParaPr>
           <m:jc m:val="center"/>
@@ -359,8 +360,27 @@
           <m:r>
             <m:t>​</m:t>
           </m:r>
+          <m:r>
+            <m:t>  </m:t>
+          </m:r>
+          <m:r>
+            <m:rPr>
+              <m:sty m:val="p"/>
+            </m:rPr>
+            <m:t>(</m:t>
+          </m:r>
+          <m:r>
+            <m:t>1</m:t>
+          </m:r>
+          <m:r>
+            <m:rPr>
+              <m:sty m:val="p"/>
+            </m:rPr>
+            <m:t>)</m:t>
+          </m:r>
         </m:oMath>
       </m:oMathPara>
+      <w:bookmarkEnd w:id="11"/>
     </w:p>
     <w:p>
       <w:pPr>
@@ -441,8 +461,8 @@
         <w:t xml:space="preserve">.</w:t>
       </w:r>
     </w:p>
-    <w:bookmarkEnd w:id="11"/>
-    <w:bookmarkStart w:id="12" w:name="exm-classification"/>
+    <w:bookmarkEnd w:id="12"/>
+    <w:bookmarkStart w:id="14" w:name="exm-classification"/>
     <w:p>
       <w:pPr>
         <w:pStyle w:val="BodyText"/>
@@ -616,6 +636,7 @@
       <w:pPr>
         <w:pStyle w:val="BodyText"/>
       </w:pPr>
+      <w:bookmarkStart w:id="13" w:name="eq-classification-exm"/>
       <m:oMathPara>
         <m:oMathParaPr>
           <m:jc m:val="center"/>
@@ -764,12 +785,31 @@
               </m:m>
             </m:e>
           </m:d>
+          <m:r>
+            <m:t>  </m:t>
+          </m:r>
+          <m:r>
+            <m:rPr>
+              <m:sty m:val="p"/>
+            </m:rPr>
+            <m:t>(</m:t>
+          </m:r>
+          <m:r>
+            <m:t>2</m:t>
+          </m:r>
+          <m:r>
+            <m:rPr>
+              <m:sty m:val="p"/>
+            </m:rPr>
+            <m:t>)</m:t>
+          </m:r>
         </m:oMath>
       </m:oMathPara>
+      <w:bookmarkEnd w:id="13"/>
     </w:p>
-    <w:bookmarkEnd w:id="12"/>
-    <w:bookmarkEnd w:id="13"/>
-    <w:bookmarkStart w:id="21" w:name="diagnostic-test-characteristics"/>
+    <w:bookmarkEnd w:id="14"/>
+    <w:bookmarkEnd w:id="15"/>
+    <w:bookmarkStart w:id="31" w:name="diagnostic-test-characteristics"/>
     <w:p>
       <w:pPr>
         <w:pStyle w:val="Heading2"/>
@@ -778,7 +818,7 @@
         <w:t xml:space="preserve">2 Diagnostic test characteristics</w:t>
       </w:r>
     </w:p>
-    <w:bookmarkStart w:id="14" w:name="def-sensitivity"/>
+    <w:bookmarkStart w:id="17" w:name="def-sensitivity"/>
     <w:p>
       <w:pPr>
         <w:pStyle w:val="FirstParagraph"/>
@@ -848,6 +888,7 @@
       <w:pPr>
         <w:pStyle w:val="BodyText"/>
       </w:pPr>
+      <w:bookmarkStart w:id="16" w:name="eq-sensitivity"/>
       <m:oMathPara>
         <m:oMathParaPr>
           <m:jc m:val="center"/>
@@ -912,11 +953,30 @@
             </m:rPr>
             <m:t>)</m:t>
           </m:r>
+          <m:r>
+            <m:t>  </m:t>
+          </m:r>
+          <m:r>
+            <m:rPr>
+              <m:sty m:val="p"/>
+            </m:rPr>
+            <m:t>(</m:t>
+          </m:r>
+          <m:r>
+            <m:t>3</m:t>
+          </m:r>
+          <m:r>
+            <m:rPr>
+              <m:sty m:val="p"/>
+            </m:rPr>
+            <m:t>)</m:t>
+          </m:r>
         </m:oMath>
       </m:oMathPara>
+      <w:bookmarkEnd w:id="16"/>
     </w:p>
-    <w:bookmarkEnd w:id="14"/>
-    <w:bookmarkStart w:id="15" w:name="exm-sensitivity"/>
+    <w:bookmarkEnd w:id="17"/>
+    <w:bookmarkStart w:id="19" w:name="exm-sensitivity"/>
     <w:p>
       <w:pPr>
         <w:pStyle w:val="FirstParagraph"/>
@@ -1014,6 +1074,7 @@
       <w:pPr>
         <w:pStyle w:val="BodyText"/>
       </w:pPr>
+      <w:bookmarkStart w:id="18" w:name="eq-sensitivity-exm"/>
       <m:oMathPara>
         <m:oMathParaPr>
           <m:jc m:val="center"/>
@@ -1061,11 +1122,30 @@
           <m:r>
             <m:t>0.99</m:t>
           </m:r>
+          <m:r>
+            <m:t>  </m:t>
+          </m:r>
+          <m:r>
+            <m:rPr>
+              <m:sty m:val="p"/>
+            </m:rPr>
+            <m:t>(</m:t>
+          </m:r>
+          <m:r>
+            <m:t>4</m:t>
+          </m:r>
+          <m:r>
+            <m:rPr>
+              <m:sty m:val="p"/>
+            </m:rPr>
+            <m:t>)</m:t>
+          </m:r>
         </m:oMath>
       </m:oMathPara>
+      <w:bookmarkEnd w:id="18"/>
     </w:p>
-    <w:bookmarkEnd w:id="15"/>
-    <w:bookmarkStart w:id="16" w:name="def-specificity"/>
+    <w:bookmarkEnd w:id="19"/>
+    <w:bookmarkStart w:id="21" w:name="def-specificity"/>
     <w:p>
       <w:pPr>
         <w:pStyle w:val="FirstParagraph"/>
@@ -1147,6 +1227,7 @@
       <w:pPr>
         <w:pStyle w:val="BodyText"/>
       </w:pPr>
+      <w:bookmarkStart w:id="20" w:name="eq-specificity"/>
       <m:oMathPara>
         <m:oMathParaPr>
           <m:jc m:val="center"/>
@@ -1223,11 +1304,30 @@
             </m:rPr>
             <m:t>)</m:t>
           </m:r>
+          <m:r>
+            <m:t>  </m:t>
+          </m:r>
+          <m:r>
+            <m:rPr>
+              <m:sty m:val="p"/>
+            </m:rPr>
+            <m:t>(</m:t>
+          </m:r>
+          <m:r>
+            <m:t>5</m:t>
+          </m:r>
+          <m:r>
+            <m:rPr>
+              <m:sty m:val="p"/>
+            </m:rPr>
+            <m:t>)</m:t>
+          </m:r>
         </m:oMath>
       </m:oMathPara>
+      <w:bookmarkEnd w:id="20"/>
     </w:p>
-    <w:bookmarkEnd w:id="16"/>
-    <w:bookmarkStart w:id="18" w:name="exm-specificity"/>
+    <w:bookmarkEnd w:id="21"/>
+    <w:bookmarkStart w:id="25" w:name="exm-specificity"/>
     <w:p>
       <w:pPr>
         <w:pStyle w:val="FirstParagraph"/>
@@ -1284,6 +1384,7 @@
       <w:pPr>
         <w:pStyle w:val="BodyText"/>
       </w:pPr>
+      <w:bookmarkStart w:id="22" w:name="eq-specificity-exm"/>
       <m:oMathPara>
         <m:oMathParaPr>
           <m:jc m:val="center"/>
@@ -1343,8 +1444,27 @@
           <m:r>
             <m:t>0.99</m:t>
           </m:r>
+          <m:r>
+            <m:t>  </m:t>
+          </m:r>
+          <m:r>
+            <m:rPr>
+              <m:sty m:val="p"/>
+            </m:rPr>
+            <m:t>(</m:t>
+          </m:r>
+          <m:r>
+            <m:t>6</m:t>
+          </m:r>
+          <m:r>
+            <m:rPr>
+              <m:sty m:val="p"/>
+            </m:rPr>
+            <m:t>)</m:t>
+          </m:r>
         </m:oMath>
       </m:oMathPara>
+      <w:bookmarkEnd w:id="22"/>
     </w:p>
     <w:p>
       <w:pPr>
@@ -1356,7 +1476,7 @@
       <w:r>
         <w:t xml:space="preserve"> </w:t>
       </w:r>
-      <w:hyperlink r:id="rId17">
+      <w:hyperlink r:id="rId23">
         <w:r>
           <w:rPr>
             <w:rStyle w:val="Hyperlink"/>
@@ -1378,6 +1498,7 @@
       <w:pPr>
         <w:pStyle w:val="BodyText"/>
       </w:pPr>
+      <w:bookmarkStart w:id="24" w:name="eq-specificity-exm-2"/>
       <m:oMathPara>
         <m:oMathParaPr>
           <m:jc m:val="center"/>
@@ -1581,11 +1702,30 @@
               </m:r>
             </m:e>
           </m:eqArr>
+          <m:r>
+            <m:t>  </m:t>
+          </m:r>
+          <m:r>
+            <m:rPr>
+              <m:sty m:val="p"/>
+            </m:rPr>
+            <m:t>(</m:t>
+          </m:r>
+          <m:r>
+            <m:t>7</m:t>
+          </m:r>
+          <m:r>
+            <m:rPr>
+              <m:sty m:val="p"/>
+            </m:rPr>
+            <m:t>)</m:t>
+          </m:r>
         </m:oMath>
       </m:oMathPara>
+      <w:bookmarkEnd w:id="24"/>
     </w:p>
-    <w:bookmarkEnd w:id="18"/>
-    <w:bookmarkStart w:id="19" w:name="def-prevalence"/>
+    <w:bookmarkEnd w:id="25"/>
+    <w:bookmarkStart w:id="27" w:name="def-prevalence"/>
     <w:p>
       <w:pPr>
         <w:pStyle w:val="FirstParagraph"/>
@@ -1644,6 +1784,7 @@
       <w:pPr>
         <w:pStyle w:val="BodyText"/>
       </w:pPr>
+      <w:bookmarkStart w:id="26" w:name="eq-prevalence"/>
       <m:oMathPara>
         <m:oMathParaPr>
           <m:jc m:val="center"/>
@@ -1696,11 +1837,30 @@
             </m:rPr>
             <m:t>)</m:t>
           </m:r>
+          <m:r>
+            <m:t>  </m:t>
+          </m:r>
+          <m:r>
+            <m:rPr>
+              <m:sty m:val="p"/>
+            </m:rPr>
+            <m:t>(</m:t>
+          </m:r>
+          <m:r>
+            <m:t>8</m:t>
+          </m:r>
+          <m:r>
+            <m:rPr>
+              <m:sty m:val="p"/>
+            </m:rPr>
+            <m:t>)</m:t>
+          </m:r>
         </m:oMath>
       </m:oMathPara>
+      <w:bookmarkEnd w:id="26"/>
     </w:p>
-    <w:bookmarkEnd w:id="19"/>
-    <w:bookmarkStart w:id="20" w:name="exm-prevalence"/>
+    <w:bookmarkEnd w:id="27"/>
+    <w:bookmarkStart w:id="30" w:name="exm-prevalence"/>
     <w:p>
       <w:pPr>
         <w:pStyle w:val="FirstParagraph"/>
@@ -1757,6 +1917,7 @@
       <w:pPr>
         <w:pStyle w:val="BodyText"/>
       </w:pPr>
+      <w:bookmarkStart w:id="28" w:name="eq-prevalence-exm"/>
       <m:oMathPara>
         <m:oMathParaPr>
           <m:jc m:val="center"/>
@@ -1792,8 +1953,27 @@
           <m:r>
             <m:t>0.07</m:t>
           </m:r>
+          <m:r>
+            <m:t>  </m:t>
+          </m:r>
+          <m:r>
+            <m:rPr>
+              <m:sty m:val="p"/>
+            </m:rPr>
+            <m:t>(</m:t>
+          </m:r>
+          <m:r>
+            <m:t>9</m:t>
+          </m:r>
+          <m:r>
+            <m:rPr>
+              <m:sty m:val="p"/>
+            </m:rPr>
+            <m:t>)</m:t>
+          </m:r>
         </m:oMath>
       </m:oMathPara>
+      <w:bookmarkEnd w:id="28"/>
     </w:p>
     <w:p>
       <w:pPr>
@@ -1805,7 +1985,7 @@
       <w:r>
         <w:t xml:space="preserve"> </w:t>
       </w:r>
-      <w:hyperlink r:id="rId17">
+      <w:hyperlink r:id="rId23">
         <w:r>
           <w:rPr>
             <w:rStyle w:val="Hyperlink"/>
@@ -1827,6 +2007,7 @@
       <w:pPr>
         <w:pStyle w:val="BodyText"/>
       </w:pPr>
+      <w:bookmarkStart w:id="29" w:name="eq-prevalence-exm-2"/>
       <m:oMathPara>
         <m:oMathParaPr>
           <m:jc m:val="center"/>
@@ -1978,12 +2159,31 @@
               </m:r>
             </m:e>
           </m:eqArr>
+          <m:r>
+            <m:t>  </m:t>
+          </m:r>
+          <m:r>
+            <m:rPr>
+              <m:sty m:val="p"/>
+            </m:rPr>
+            <m:t>(</m:t>
+          </m:r>
+          <m:r>
+            <m:t>10</m:t>
+          </m:r>
+          <m:r>
+            <m:rPr>
+              <m:sty m:val="p"/>
+            </m:rPr>
+            <m:t>)</m:t>
+          </m:r>
         </m:oMath>
       </m:oMathPara>
+      <w:bookmarkEnd w:id="29"/>
     </w:p>
-    <w:bookmarkEnd w:id="20"/>
-    <w:bookmarkEnd w:id="21"/>
-    <w:bookmarkStart w:id="27" w:name="predictive-values"/>
+    <w:bookmarkEnd w:id="30"/>
+    <w:bookmarkEnd w:id="31"/>
+    <w:bookmarkStart w:id="42" w:name="predictive-values"/>
     <w:p>
       <w:pPr>
         <w:pStyle w:val="Heading2"/>
@@ -1992,7 +2192,7 @@
         <w:t xml:space="preserve">3 Predictive values</w:t>
       </w:r>
     </w:p>
-    <w:bookmarkStart w:id="22" w:name="def-ppv"/>
+    <w:bookmarkStart w:id="33" w:name="def-ppv"/>
     <w:p>
       <w:pPr>
         <w:pStyle w:val="FirstParagraph"/>
@@ -2062,6 +2262,7 @@
       <w:pPr>
         <w:pStyle w:val="BodyText"/>
       </w:pPr>
+      <w:bookmarkStart w:id="32" w:name="eq-ppv"/>
       <m:oMathPara>
         <m:oMathParaPr>
           <m:jc m:val="center"/>
@@ -2126,11 +2327,30 @@
             </m:rPr>
             <m:t>)</m:t>
           </m:r>
+          <m:r>
+            <m:t>  </m:t>
+          </m:r>
+          <m:r>
+            <m:rPr>
+              <m:sty m:val="p"/>
+            </m:rPr>
+            <m:t>(</m:t>
+          </m:r>
+          <m:r>
+            <m:t>11</m:t>
+          </m:r>
+          <m:r>
+            <m:rPr>
+              <m:sty m:val="p"/>
+            </m:rPr>
+            <m:t>)</m:t>
+          </m:r>
         </m:oMath>
       </m:oMathPara>
+      <w:bookmarkEnd w:id="32"/>
     </w:p>
-    <w:bookmarkEnd w:id="22"/>
-    <w:bookmarkStart w:id="24" w:name="exm-ppv"/>
+    <w:bookmarkEnd w:id="33"/>
+    <w:bookmarkStart w:id="36" w:name="exm-ppv"/>
     <w:p>
       <w:pPr>
         <w:pStyle w:val="FirstParagraph"/>
@@ -2202,7 +2422,7 @@
       <w:r>
         <w:t xml:space="preserve"> </w:t>
       </w:r>
-      <w:hyperlink r:id="rId23">
+      <w:hyperlink r:id="rId34">
         <w:r>
           <w:rPr>
             <w:rStyle w:val="Hyperlink"/>
@@ -2232,6 +2452,7 @@
       <w:pPr>
         <w:pStyle w:val="BodyText"/>
       </w:pPr>
+      <w:bookmarkStart w:id="35" w:name="eq-ppv-exm"/>
       <m:oMathPara>
         <m:oMathParaPr>
           <m:jc m:val="center"/>
@@ -2279,8 +2500,27 @@
           <m:r>
             <m:t>0.88</m:t>
           </m:r>
+          <m:r>
+            <m:t>  </m:t>
+          </m:r>
+          <m:r>
+            <m:rPr>
+              <m:sty m:val="p"/>
+            </m:rPr>
+            <m:t>(</m:t>
+          </m:r>
+          <m:r>
+            <m:t>12</m:t>
+          </m:r>
+          <m:r>
+            <m:rPr>
+              <m:sty m:val="p"/>
+            </m:rPr>
+            <m:t>)</m:t>
+          </m:r>
         </m:oMath>
       </m:oMathPara>
+      <w:bookmarkEnd w:id="35"/>
     </w:p>
     <w:p>
       <w:pPr>
@@ -2308,8 +2548,8 @@
         <w:t xml:space="preserve">false positives make up a meaningful fraction of all positive tests.</w:t>
       </w:r>
     </w:p>
-    <w:bookmarkEnd w:id="24"/>
-    <w:bookmarkStart w:id="25" w:name="def-npv"/>
+    <w:bookmarkEnd w:id="36"/>
+    <w:bookmarkStart w:id="38" w:name="def-npv"/>
     <w:p>
       <w:pPr>
         <w:pStyle w:val="BodyText"/>
@@ -2391,6 +2631,7 @@
       <w:pPr>
         <w:pStyle w:val="BodyText"/>
       </w:pPr>
+      <w:bookmarkStart w:id="37" w:name="eq-npv"/>
       <m:oMathPara>
         <m:oMathParaPr>
           <m:jc m:val="center"/>
@@ -2467,11 +2708,30 @@
             </m:rPr>
             <m:t>)</m:t>
           </m:r>
+          <m:r>
+            <m:t>  </m:t>
+          </m:r>
+          <m:r>
+            <m:rPr>
+              <m:sty m:val="p"/>
+            </m:rPr>
+            <m:t>(</m:t>
+          </m:r>
+          <m:r>
+            <m:t>13</m:t>
+          </m:r>
+          <m:r>
+            <m:rPr>
+              <m:sty m:val="p"/>
+            </m:rPr>
+            <m:t>)</m:t>
+          </m:r>
         </m:oMath>
       </m:oMathPara>
+      <w:bookmarkEnd w:id="37"/>
     </w:p>
-    <w:bookmarkEnd w:id="25"/>
-    <w:bookmarkStart w:id="26" w:name="exm-npv"/>
+    <w:bookmarkEnd w:id="38"/>
+    <w:bookmarkStart w:id="41" w:name="exm-npv"/>
     <w:p>
       <w:pPr>
         <w:pStyle w:val="FirstParagraph"/>
@@ -2555,7 +2815,7 @@
       <w:r>
         <w:t xml:space="preserve"> </w:t>
       </w:r>
-      <w:hyperlink r:id="rId17">
+      <w:hyperlink r:id="rId23">
         <w:r>
           <w:rPr>
             <w:rStyle w:val="Hyperlink"/>
@@ -2571,6 +2831,7 @@
       <w:pPr>
         <w:pStyle w:val="BodyText"/>
       </w:pPr>
+      <w:bookmarkStart w:id="39" w:name="eq-npv-exm"/>
       <m:oMathPara>
         <m:oMathParaPr>
           <m:jc m:val="center"/>
@@ -2756,8 +3017,27 @@
               </m:r>
             </m:e>
           </m:eqArr>
+          <m:r>
+            <m:t>  </m:t>
+          </m:r>
+          <m:r>
+            <m:rPr>
+              <m:sty m:val="p"/>
+            </m:rPr>
+            <m:t>(</m:t>
+          </m:r>
+          <m:r>
+            <m:t>14</m:t>
+          </m:r>
+          <m:r>
+            <m:rPr>
+              <m:sty m:val="p"/>
+            </m:rPr>
+            <m:t>)</m:t>
+          </m:r>
         </m:oMath>
       </m:oMathPara>
+      <w:bookmarkEnd w:id="39"/>
     </w:p>
     <w:p>
       <w:pPr>
@@ -2867,6 +3147,7 @@
       <w:pPr>
         <w:pStyle w:val="BodyText"/>
       </w:pPr>
+      <w:bookmarkStart w:id="40" w:name="eq-npv-exm-2"/>
       <m:oMathPara>
         <m:oMathParaPr>
           <m:jc m:val="center"/>
@@ -3510,8 +3791,27 @@
               </m:r>
             </m:e>
           </m:eqArr>
+          <m:r>
+            <m:t>  </m:t>
+          </m:r>
+          <m:r>
+            <m:rPr>
+              <m:sty m:val="p"/>
+            </m:rPr>
+            <m:t>(</m:t>
+          </m:r>
+          <m:r>
+            <m:t>15</m:t>
+          </m:r>
+          <m:r>
+            <m:rPr>
+              <m:sty m:val="p"/>
+            </m:rPr>
+            <m:t>)</m:t>
+          </m:r>
         </m:oMath>
       </m:oMathPara>
+      <w:bookmarkEnd w:id="40"/>
     </w:p>
     <w:p>
       <w:pPr>
@@ -3527,9 +3827,9 @@
         <w:t xml:space="preserve">only about 8 in 10,000 people who test negative have COVID-19.</w:t>
       </w:r>
     </w:p>
-    <w:bookmarkEnd w:id="26"/>
-    <w:bookmarkEnd w:id="27"/>
-    <w:bookmarkStart w:id="37" w:name="X076ffac91629c23ab63ea48ae4a49dc44f38759"/>
+    <w:bookmarkEnd w:id="41"/>
+    <w:bookmarkEnd w:id="42"/>
+    <w:bookmarkStart w:id="58" w:name="X076ffac91629c23ab63ea48ae4a49dc44f38759"/>
     <w:p>
       <w:pPr>
         <w:pStyle w:val="Heading2"/>
@@ -3538,7 +3838,7 @@
         <w:t xml:space="preserve">4 PPV in terms of sensitivity, specificity, and prevalence</w:t>
       </w:r>
     </w:p>
-    <w:bookmarkStart w:id="28" w:name="exr-prob-positive"/>
+    <w:bookmarkStart w:id="43" w:name="exr-prob-positive"/>
     <w:p>
       <w:pPr>
         <w:pStyle w:val="FirstParagraph"/>
@@ -3649,8 +3949,8 @@
         <w:t xml:space="preserve">of the disease.</w:t>
       </w:r>
     </w:p>
-    <w:bookmarkEnd w:id="28"/>
-    <w:bookmarkStart w:id="29" w:name="sol-prob-positive"/>
+    <w:bookmarkEnd w:id="43"/>
+    <w:bookmarkStart w:id="45" w:name="sol-prob-positive"/>
     <w:p>
       <w:pPr>
         <w:pStyle w:val="BodyText"/>
@@ -3732,6 +4032,7 @@
       <w:pPr>
         <w:pStyle w:val="BodyText"/>
       </w:pPr>
+      <w:bookmarkStart w:id="44" w:name="eq-prob-positive-exr"/>
       <m:oMathPara>
         <m:oMathParaPr>
           <m:jc m:val="center"/>
@@ -4721,11 +5022,30 @@
               </m:r>
             </m:e>
           </m:eqArr>
+          <m:r>
+            <m:t>  </m:t>
+          </m:r>
+          <m:r>
+            <m:rPr>
+              <m:sty m:val="p"/>
+            </m:rPr>
+            <m:t>(</m:t>
+          </m:r>
+          <m:r>
+            <m:t>16</m:t>
+          </m:r>
+          <m:r>
+            <m:rPr>
+              <m:sty m:val="p"/>
+            </m:rPr>
+            <m:t>)</m:t>
+          </m:r>
         </m:oMath>
       </m:oMathPara>
+      <w:bookmarkEnd w:id="44"/>
     </w:p>
-    <w:bookmarkEnd w:id="29"/>
-    <w:bookmarkStart w:id="30" w:name="exr-ppv-bayes"/>
+    <w:bookmarkEnd w:id="45"/>
+    <w:bookmarkStart w:id="46" w:name="exr-ppv-bayes"/>
     <w:p>
       <w:pPr>
         <w:pStyle w:val="FirstParagraph"/>
@@ -4818,8 +5138,8 @@
         <w:t xml:space="preserve">of the disease.</w:t>
       </w:r>
     </w:p>
-    <w:bookmarkEnd w:id="30"/>
-    <w:bookmarkStart w:id="31" w:name="sol-ppv-bayes"/>
+    <w:bookmarkEnd w:id="46"/>
+    <w:bookmarkStart w:id="48" w:name="sol-ppv-bayes"/>
     <w:p>
       <w:pPr>
         <w:pStyle w:val="BodyText"/>
@@ -4939,6 +5259,7 @@
       <w:pPr>
         <w:pStyle w:val="BodyText"/>
       </w:pPr>
+      <w:bookmarkStart w:id="47" w:name="eq-ppv-bayes-exr"/>
       <m:oMathPara>
         <m:oMathParaPr>
           <m:jc m:val="center"/>
@@ -5457,11 +5778,30 @@
               </m:r>
             </m:e>
           </m:eqArr>
+          <m:r>
+            <m:t>  </m:t>
+          </m:r>
+          <m:r>
+            <m:rPr>
+              <m:sty m:val="p"/>
+            </m:rPr>
+            <m:t>(</m:t>
+          </m:r>
+          <m:r>
+            <m:t>17</m:t>
+          </m:r>
+          <m:r>
+            <m:rPr>
+              <m:sty m:val="p"/>
+            </m:rPr>
+            <m:t>)</m:t>
+          </m:r>
         </m:oMath>
       </m:oMathPara>
+      <w:bookmarkEnd w:id="47"/>
     </w:p>
-    <w:bookmarkEnd w:id="31"/>
-    <w:bookmarkStart w:id="32" w:name="exr-ppv-ratio-form"/>
+    <w:bookmarkEnd w:id="48"/>
+    <w:bookmarkStart w:id="49" w:name="exr-ppv-ratio-form"/>
     <w:p>
       <w:pPr>
         <w:pStyle w:val="FirstParagraph"/>
@@ -5595,8 +5935,8 @@
         <w:t xml:space="preserve">of non-diseased to diseased people in the population.</w:t>
       </w:r>
     </w:p>
-    <w:bookmarkEnd w:id="32"/>
-    <w:bookmarkStart w:id="33" w:name="sol-ppv-ratio-form"/>
+    <w:bookmarkEnd w:id="49"/>
+    <w:bookmarkStart w:id="51" w:name="sol-ppv-ratio-form"/>
     <w:p>
       <w:pPr>
         <w:pStyle w:val="BodyText"/>
@@ -5875,6 +6215,7 @@
       <w:pPr>
         <w:pStyle w:val="BodyText"/>
       </w:pPr>
+      <w:bookmarkStart w:id="50" w:name="eq-ppv-ratio-form-exr"/>
       <m:oMathPara>
         <m:oMathParaPr>
           <m:jc m:val="center"/>
@@ -6474,11 +6815,30 @@
               </m:r>
             </m:e>
           </m:eqArr>
+          <m:r>
+            <m:t>  </m:t>
+          </m:r>
+          <m:r>
+            <m:rPr>
+              <m:sty m:val="p"/>
+            </m:rPr>
+            <m:t>(</m:t>
+          </m:r>
+          <m:r>
+            <m:t>18</m:t>
+          </m:r>
+          <m:r>
+            <m:rPr>
+              <m:sty m:val="p"/>
+            </m:rPr>
+            <m:t>)</m:t>
+          </m:r>
         </m:oMath>
       </m:oMathPara>
+      <w:bookmarkEnd w:id="50"/>
     </w:p>
-    <w:bookmarkEnd w:id="33"/>
-    <w:bookmarkStart w:id="34" w:name="thm-ppv-sens-spec-prev"/>
+    <w:bookmarkEnd w:id="51"/>
+    <w:bookmarkStart w:id="53" w:name="thm-ppv-sens-spec-prev"/>
     <w:p>
       <w:pPr>
         <w:pStyle w:val="FirstParagraph"/>
@@ -6525,6 +6885,7 @@
       <w:pPr>
         <w:pStyle w:val="BodyText"/>
       </w:pPr>
+      <w:bookmarkStart w:id="52" w:name="eq-ppv-sens-spec-prev"/>
       <m:oMathPara>
         <m:oMathParaPr>
           <m:jc m:val="center"/>
@@ -6634,10 +6995,29 @@
               </m:f>
             </m:den>
           </m:f>
+          <m:r>
+            <m:t>  </m:t>
+          </m:r>
+          <m:r>
+            <m:rPr>
+              <m:sty m:val="p"/>
+            </m:rPr>
+            <m:t>(</m:t>
+          </m:r>
+          <m:r>
+            <m:t>19</m:t>
+          </m:r>
+          <m:r>
+            <m:rPr>
+              <m:sty m:val="p"/>
+            </m:rPr>
+            <m:t>)</m:t>
+          </m:r>
         </m:oMath>
       </m:oMathPara>
+      <w:bookmarkEnd w:id="52"/>
     </w:p>
-    <w:bookmarkEnd w:id="34"/>
+    <w:bookmarkEnd w:id="53"/>
     <w:p>
       <w:pPr>
         <w:pStyle w:val="FirstParagraph"/>
@@ -6707,7 +7087,7 @@
         <w:t xml:space="preserve">.</w:t>
       </w:r>
     </w:p>
-    <w:bookmarkStart w:id="35" w:name="exm-ppv-sens-spec-prev"/>
+    <w:bookmarkStart w:id="56" w:name="exm-ppv-sens-spec-prev"/>
     <w:p>
       <w:pPr>
         <w:pStyle w:val="BodyText"/>
@@ -6798,6 +7178,7 @@
       <w:pPr>
         <w:pStyle w:val="BodyText"/>
       </w:pPr>
+      <w:bookmarkStart w:id="54" w:name="eq-ppv-sens-spec-prev-exm"/>
       <m:oMathPara>
         <m:oMathParaPr>
           <m:jc m:val="center"/>
@@ -7163,8 +7544,27 @@
               </m:r>
             </m:e>
           </m:eqArr>
+          <m:r>
+            <m:t>  </m:t>
+          </m:r>
+          <m:r>
+            <m:rPr>
+              <m:sty m:val="p"/>
+            </m:rPr>
+            <m:t>(</m:t>
+          </m:r>
+          <m:r>
+            <m:t>20</m:t>
+          </m:r>
+          <m:r>
+            <m:rPr>
+              <m:sty m:val="p"/>
+            </m:rPr>
+            <m:t>)</m:t>
+          </m:r>
         </m:oMath>
       </m:oMathPara>
+      <w:bookmarkEnd w:id="54"/>
     </w:p>
     <w:p>
       <w:pPr>
@@ -7241,6 +7641,7 @@
       <w:pPr>
         <w:pStyle w:val="BodyText"/>
       </w:pPr>
+      <w:bookmarkStart w:id="55" w:name="eq-ppv-sens-spec-prev-exm-2"/>
       <m:oMathPara>
         <m:oMathParaPr>
           <m:jc m:val="center"/>
@@ -7495,8 +7896,27 @@
               </m:r>
             </m:e>
           </m:eqArr>
+          <m:r>
+            <m:t>  </m:t>
+          </m:r>
+          <m:r>
+            <m:rPr>
+              <m:sty m:val="p"/>
+            </m:rPr>
+            <m:t>(</m:t>
+          </m:r>
+          <m:r>
+            <m:t>21</m:t>
+          </m:r>
+          <m:r>
+            <m:rPr>
+              <m:sty m:val="p"/>
+            </m:rPr>
+            <m:t>)</m:t>
+          </m:r>
         </m:oMath>
       </m:oMathPara>
+      <w:bookmarkEnd w:id="55"/>
     </w:p>
     <w:p>
       <w:pPr>
@@ -7506,8 +7926,8 @@
         <w:t xml:space="preserve">so about 9 in 10 positive results would be false positives.</w:t>
       </w:r>
     </w:p>
-    <w:bookmarkEnd w:id="35"/>
-    <w:bookmarkStart w:id="36" w:name="rem-ppv-prevalence"/>
+    <w:bookmarkEnd w:id="56"/>
+    <w:bookmarkStart w:id="57" w:name="rem-ppv-prevalence"/>
     <w:p>
       <w:pPr>
         <w:pStyle w:val="BodyText"/>
@@ -7627,8 +8047,8 @@
         <w:t xml:space="preserve">shows.</w:t>
       </w:r>
     </w:p>
-    <w:bookmarkEnd w:id="36"/>
-    <w:bookmarkEnd w:id="37"/>
+    <w:bookmarkEnd w:id="57"/>
+    <w:bookmarkEnd w:id="58"/>
     <w:sectPr>
       <w:footnotePr>
         <w:numRestart w:val="eachSect"/>

--- a/pr-preview/pr-91/classification-handout.docx
+++ b/pr-preview/pr-91/classification-handout.docx
@@ -15,7 +15,7 @@
         <w:pStyle w:val="Date"/>
       </w:pPr>
       <w:r>
-        <w:t xml:space="preserve">Last modified: 2026-10-08 19:43:37 (PDT)</w:t>
+        <w:t xml:space="preserve">Last modified: 2026-10-09 02:07:19 (PDT)</w:t>
       </w:r>
     </w:p>
     <w:bookmarkStart w:id="15" w:name="introduction"/>
@@ -321,44 +321,11 @@
             <m:t>∈</m:t>
           </m:r>
           <m:r>
-            <m:t>​</m:t>
-          </m:r>
-          <m:d>
-            <m:dPr>
-              <m:begChr m:val="{"/>
-              <m:sepChr m:val=""/>
-              <m:endChr m:val="}"/>
-              <m:grow/>
-            </m:dPr>
-            <m:e>
-              <m:r>
-                <m:t>1</m:t>
-              </m:r>
-              <m:r>
-                <m:rPr>
-                  <m:sty m:val="p"/>
-                </m:rPr>
-                <m:t>,</m:t>
-              </m:r>
-              <m:r>
-                <m:rPr>
-                  <m:sty m:val="p"/>
-                </m:rPr>
-                <m:t>…</m:t>
-              </m:r>
-              <m:r>
-                <m:rPr>
-                  <m:sty m:val="p"/>
-                </m:rPr>
-                <m:t>,</m:t>
-              </m:r>
-              <m:r>
-                <m:t>K</m:t>
-              </m:r>
-            </m:e>
-          </m:d>
-          <m:r>
-            <m:t>​</m:t>
+            <m:rPr>
+              <m:scr m:val="script"/>
+              <m:sty m:val="p"/>
+            </m:rPr>
+            <m:t>C</m:t>
           </m:r>
           <m:r>
             <m:t>  </m:t>
@@ -385,6 +352,119 @@
     <w:p>
       <w:pPr>
         <w:pStyle w:val="FirstParagraph"/>
+      </w:pPr>
+      <w:r>
+        <w:t xml:space="preserve">where</w:t>
+      </w:r>
+      <w:r>
+        <w:t xml:space="preserve"> </w:t>
+      </w:r>
+      <m:oMath>
+        <m:r>
+          <m:rPr>
+            <m:scr m:val="script"/>
+            <m:sty m:val="p"/>
+          </m:rPr>
+          <m:t>C</m:t>
+        </m:r>
+      </m:oMath>
+      <w:r>
+        <w:t xml:space="preserve"> </w:t>
+      </w:r>
+      <w:r>
+        <w:t xml:space="preserve">is a set of</w:t>
+      </w:r>
+      <w:r>
+        <w:t xml:space="preserve"> </w:t>
+      </w:r>
+      <m:oMath>
+        <m:r>
+          <m:t>K</m:t>
+        </m:r>
+      </m:oMath>
+      <w:r>
+        <w:t xml:space="preserve"> </w:t>
+      </w:r>
+      <w:r>
+        <w:t xml:space="preserve">classes</w:t>
+      </w:r>
+      <w:r>
+        <w:t xml:space="preserve"> </w:t>
+      </w:r>
+      <w:r>
+        <w:t xml:space="preserve">(for example,</w:t>
+      </w:r>
+      <w:r>
+        <w:t xml:space="preserve"> </w:t>
+      </w:r>
+      <m:oMath>
+        <m:r>
+          <m:rPr>
+            <m:scr m:val="script"/>
+            <m:sty m:val="p"/>
+          </m:rPr>
+          <m:t>C</m:t>
+        </m:r>
+        <m:r>
+          <m:rPr>
+            <m:sty m:val="p"/>
+          </m:rPr>
+          <m:t>=</m:t>
+        </m:r>
+        <m:r>
+          <m:t>​</m:t>
+        </m:r>
+        <m:d>
+          <m:dPr>
+            <m:begChr m:val="{"/>
+            <m:sepChr m:val=""/>
+            <m:endChr m:val="}"/>
+            <m:grow/>
+          </m:dPr>
+          <m:e>
+            <m:r>
+              <m:t>1</m:t>
+            </m:r>
+            <m:r>
+              <m:rPr>
+                <m:sty m:val="p"/>
+              </m:rPr>
+              <m:t>,</m:t>
+            </m:r>
+            <m:r>
+              <m:rPr>
+                <m:sty m:val="p"/>
+              </m:rPr>
+              <m:t>…</m:t>
+            </m:r>
+            <m:r>
+              <m:rPr>
+                <m:sty m:val="p"/>
+              </m:rPr>
+              <m:t>,</m:t>
+            </m:r>
+            <m:r>
+              <m:t>K</m:t>
+            </m:r>
+          </m:e>
+        </m:d>
+        <m:r>
+          <m:t>​</m:t>
+        </m:r>
+      </m:oMath>
+      <w:r>
+        <w:t xml:space="preserve">,</w:t>
+      </w:r>
+      <w:r>
+        <w:t xml:space="preserve"> </w:t>
+      </w:r>
+      <w:r>
+        <w:t xml:space="preserve">or a set of text labels).</w:t>
+      </w:r>
+    </w:p>
+    <w:p>
+      <w:pPr>
+        <w:pStyle w:val="BodyText"/>
       </w:pPr>
       <w:r>
         <w:t xml:space="preserve">In the binary case (</w:t>
@@ -3895,7 +3975,19 @@
         <w:t xml:space="preserve"> </w:t>
       </w:r>
       <w:r>
-        <w:t xml:space="preserve">in terms of the test’s</w:t>
+        <w:t xml:space="preserve">in terms of:</w:t>
+      </w:r>
+    </w:p>
+    <w:p>
+      <w:pPr>
+        <w:pStyle w:val="Compact"/>
+        <w:numPr>
+          <w:ilvl w:val="0"/>
+          <w:numId w:val="1002"/>
+        </w:numPr>
+      </w:pPr>
+      <w:r>
+        <w:t xml:space="preserve">the test’s</w:t>
       </w:r>
       <w:r>
         <w:t xml:space="preserve"> </w:t>
@@ -3909,7 +4001,19 @@
         </w:r>
       </w:hyperlink>
       <w:r>
-        <w:t xml:space="preserve">,</w:t>
+        <w:t xml:space="preserve">;</w:t>
+      </w:r>
+    </w:p>
+    <w:p>
+      <w:pPr>
+        <w:pStyle w:val="Compact"/>
+        <w:numPr>
+          <w:ilvl w:val="0"/>
+          <w:numId w:val="1002"/>
+        </w:numPr>
+      </w:pPr>
+      <w:r>
+        <w:t xml:space="preserve">the test’s</w:t>
       </w:r>
       <w:r>
         <w:t xml:space="preserve"> </w:t>
@@ -3923,13 +4027,19 @@
         </w:r>
       </w:hyperlink>
       <w:r>
-        <w:t xml:space="preserve">,</w:t>
-      </w:r>
-      <w:r>
-        <w:t xml:space="preserve"> </w:t>
-      </w:r>
-      <w:r>
-        <w:t xml:space="preserve">and the</w:t>
+        <w:t xml:space="preserve">;</w:t>
+      </w:r>
+    </w:p>
+    <w:p>
+      <w:pPr>
+        <w:pStyle w:val="Compact"/>
+        <w:numPr>
+          <w:ilvl w:val="0"/>
+          <w:numId w:val="1002"/>
+        </w:numPr>
+      </w:pPr>
+      <w:r>
+        <w:t xml:space="preserve">the</w:t>
       </w:r>
       <w:r>
         <w:t xml:space="preserve"> </w:t>
@@ -3953,7 +4063,7 @@
     <w:bookmarkStart w:id="45" w:name="sol-prob-positive"/>
     <w:p>
       <w:pPr>
-        <w:pStyle w:val="BodyText"/>
+        <w:pStyle w:val="FirstParagraph"/>
       </w:pPr>
       <w:r>
         <w:rPr>
@@ -5084,7 +5194,19 @@
         <w:t xml:space="preserve"> </w:t>
       </w:r>
       <w:r>
-        <w:t xml:space="preserve">in terms of its</w:t>
+        <w:t xml:space="preserve">in terms of:</w:t>
+      </w:r>
+    </w:p>
+    <w:p>
+      <w:pPr>
+        <w:pStyle w:val="Compact"/>
+        <w:numPr>
+          <w:ilvl w:val="0"/>
+          <w:numId w:val="1003"/>
+        </w:numPr>
+      </w:pPr>
+      <w:r>
+        <w:t xml:space="preserve">its</w:t>
       </w:r>
       <w:r>
         <w:t xml:space="preserve"> </w:t>
@@ -5098,7 +5220,19 @@
         </w:r>
       </w:hyperlink>
       <w:r>
-        <w:t xml:space="preserve">,</w:t>
+        <w:t xml:space="preserve">;</w:t>
+      </w:r>
+    </w:p>
+    <w:p>
+      <w:pPr>
+        <w:pStyle w:val="Compact"/>
+        <w:numPr>
+          <w:ilvl w:val="0"/>
+          <w:numId w:val="1003"/>
+        </w:numPr>
+      </w:pPr>
+      <w:r>
+        <w:t xml:space="preserve">its</w:t>
       </w:r>
       <w:r>
         <w:t xml:space="preserve"> </w:t>
@@ -5112,13 +5246,19 @@
         </w:r>
       </w:hyperlink>
       <w:r>
-        <w:t xml:space="preserve">,</w:t>
-      </w:r>
-      <w:r>
-        <w:t xml:space="preserve"> </w:t>
-      </w:r>
-      <w:r>
-        <w:t xml:space="preserve">and the</w:t>
+        <w:t xml:space="preserve">;</w:t>
+      </w:r>
+    </w:p>
+    <w:p>
+      <w:pPr>
+        <w:pStyle w:val="Compact"/>
+        <w:numPr>
+          <w:ilvl w:val="0"/>
+          <w:numId w:val="1003"/>
+        </w:numPr>
+      </w:pPr>
+      <w:r>
+        <w:t xml:space="preserve">the</w:t>
       </w:r>
       <w:r>
         <w:t xml:space="preserve"> </w:t>
@@ -5142,7 +5282,7 @@
     <w:bookmarkStart w:id="48" w:name="sol-ppv-bayes"/>
     <w:p>
       <w:pPr>
-        <w:pStyle w:val="BodyText"/>
+        <w:pStyle w:val="FirstParagraph"/>
       </w:pPr>
       <w:r>
         <w:rPr>
@@ -5204,11 +5344,7 @@
       </w:r>
       <m:oMath>
         <m:r>
-          <m:rPr>
-            <m:nor/>
-            <m:sty m:val="p"/>
-          </m:rPr>
-          <m:t>prev</m:t>
+          <m:t>π</m:t>
         </m:r>
       </m:oMath>
       <w:r>
@@ -5580,11 +5716,7 @@
                     <m:t>⋅</m:t>
                   </m:r>
                   <m:r>
-                    <m:rPr>
-                      <m:nor/>
-                      <m:sty m:val="p"/>
-                    </m:rPr>
-                    <m:t>prev</m:t>
+                    <m:t>π</m:t>
                   </m:r>
                 </m:num>
                 <m:den>
@@ -5657,11 +5789,7 @@
                     <m:t>⋅</m:t>
                   </m:r>
                   <m:r>
-                    <m:rPr>
-                      <m:nor/>
-                      <m:sty m:val="p"/>
-                    </m:rPr>
-                    <m:t>prev</m:t>
+                    <m:t>π</m:t>
                   </m:r>
                 </m:num>
                 <m:den>
@@ -5679,11 +5807,7 @@
                     <m:t>⋅</m:t>
                   </m:r>
                   <m:r>
-                    <m:rPr>
-                      <m:nor/>
-                      <m:sty m:val="p"/>
-                    </m:rPr>
-                    <m:t>prev</m:t>
+                    <m:t>π</m:t>
                   </m:r>
                   <m:r>
                     <m:rPr>
@@ -5750,11 +5874,7 @@
                         <m:t>−</m:t>
                       </m:r>
                       <m:r>
-                        <m:rPr>
-                          <m:nor/>
-                          <m:sty m:val="p"/>
-                        </m:rPr>
-                        <m:t>prev</m:t>
+                        <m:t>π</m:t>
                       </m:r>
                     </m:e>
                   </m:d>
@@ -5910,20 +6030,12 @@
               <m:t>−</m:t>
             </m:r>
             <m:r>
-              <m:rPr>
-                <m:nor/>
-                <m:sty m:val="p"/>
-              </m:rPr>
-              <m:t>prev</m:t>
+              <m:t>π</m:t>
             </m:r>
           </m:num>
           <m:den>
             <m:r>
-              <m:rPr>
-                <m:nor/>
-                <m:sty m:val="p"/>
-              </m:rPr>
-              <m:t>prev</m:t>
+              <m:t>π</m:t>
             </m:r>
           </m:den>
         </m:f>
@@ -5994,11 +6106,7 @@
           <m:t>⋅</m:t>
         </m:r>
         <m:r>
-          <m:rPr>
-            <m:nor/>
-            <m:sty m:val="p"/>
-          </m:rPr>
-          <m:t>prev</m:t>
+          <m:t>π</m:t>
         </m:r>
       </m:oMath>
       <w:r>
@@ -6092,11 +6200,7 @@
               <m:t>−</m:t>
             </m:r>
             <m:r>
-              <m:rPr>
-                <m:nor/>
-                <m:sty m:val="p"/>
-              </m:rPr>
-              <m:t>prev</m:t>
+              <m:t>π</m:t>
             </m:r>
           </m:e>
         </m:d>
@@ -6628,11 +6732,7 @@
                             <m:t>−</m:t>
                           </m:r>
                           <m:r>
-                            <m:rPr>
-                              <m:nor/>
-                              <m:sty m:val="p"/>
-                            </m:rPr>
-                            <m:t>prev</m:t>
+                            <m:t>π</m:t>
                           </m:r>
                         </m:e>
                       </m:d>
@@ -6655,11 +6755,7 @@
                         <m:t>⋅</m:t>
                       </m:r>
                       <m:r>
-                        <m:rPr>
-                          <m:nor/>
-                          <m:sty m:val="p"/>
-                        </m:rPr>
-                        <m:t>prev</m:t>
+                        <m:t>π</m:t>
                       </m:r>
                     </m:den>
                   </m:f>
@@ -6781,20 +6877,12 @@
                         <m:t>−</m:t>
                       </m:r>
                       <m:r>
-                        <m:rPr>
-                          <m:nor/>
-                          <m:sty m:val="p"/>
-                        </m:rPr>
-                        <m:t>prev</m:t>
+                        <m:t>π</m:t>
                       </m:r>
                     </m:num>
                     <m:den>
                       <m:r>
-                        <m:rPr>
-                          <m:nor/>
-                          <m:sty m:val="p"/>
-                        </m:rPr>
-                        <m:t>prev</m:t>
+                        <m:t>π</m:t>
                       </m:r>
                     </m:den>
                   </m:f>
@@ -6872,13 +6960,39 @@
         <w:t xml:space="preserve"> </w:t>
       </w:r>
       <w:r>
-        <w:t xml:space="preserve">only through the ratio of the false positive rate to the sensitivity</w:t>
-      </w:r>
-      <w:r>
-        <w:t xml:space="preserve"> </w:t>
-      </w:r>
-      <w:r>
-        <w:t xml:space="preserve">and the ratio of non-diseased to diseased people in the population:</w:t>
+        <w:t xml:space="preserve">only through two ratios:</w:t>
+      </w:r>
+    </w:p>
+    <w:p>
+      <w:pPr>
+        <w:pStyle w:val="Compact"/>
+        <w:numPr>
+          <w:ilvl w:val="0"/>
+          <w:numId w:val="1004"/>
+        </w:numPr>
+      </w:pPr>
+      <w:r>
+        <w:t xml:space="preserve">the ratio of the false positive rate to the sensitivity;</w:t>
+      </w:r>
+    </w:p>
+    <w:p>
+      <w:pPr>
+        <w:pStyle w:val="Compact"/>
+        <w:numPr>
+          <w:ilvl w:val="0"/>
+          <w:numId w:val="1004"/>
+        </w:numPr>
+      </w:pPr>
+      <w:r>
+        <w:t xml:space="preserve">the ratio of non-diseased to diseased people in the population.</w:t>
+      </w:r>
+    </w:p>
+    <w:p>
+      <w:pPr>
+        <w:pStyle w:val="FirstParagraph"/>
+      </w:pPr>
+      <w:r>
+        <w:t xml:space="preserve">Specifically:</w:t>
       </w:r>
     </w:p>
     <w:p>
@@ -6976,20 +7090,12 @@
                     <m:t>−</m:t>
                   </m:r>
                   <m:r>
-                    <m:rPr>
-                      <m:nor/>
-                      <m:sty m:val="p"/>
-                    </m:rPr>
-                    <m:t>prev</m:t>
+                    <m:t>π</m:t>
                   </m:r>
                 </m:num>
                 <m:den>
                   <m:r>
-                    <m:rPr>
-                      <m:nor/>
-                      <m:sty m:val="p"/>
-                    </m:rPr>
-                    <m:t>prev</m:t>
+                    <m:t>π</m:t>
                   </m:r>
                 </m:den>
               </m:f>
@@ -7410,9 +7516,21 @@
                     </m:rPr>
                     <m:t>⋅</m:t>
                   </m:r>
-                  <m:r>
-                    <m:t>13.29</m:t>
-                  </m:r>
+                  <m:f>
+                    <m:fPr>
+                      <m:type m:val="bar"/>
+                    </m:fPr>
+                    <m:num>
+                      <m:r>
+                        <m:t>0.93</m:t>
+                      </m:r>
+                    </m:num>
+                    <m:den>
+                      <m:r>
+                        <m:t>0.07</m:t>
+                      </m:r>
+                    </m:den>
+                  </m:f>
                 </m:den>
               </m:f>
               <m:r>
@@ -7426,7 +7544,102 @@
                   <m:nor/>
                   <m:sty m:val="p"/>
                 </m:rPr>
-                <m:t>(divide in each ratio)</m:t>
+                <m:t>(divide </m:t>
+              </m:r>
+              <m:r>
+                <m:t>0.01</m:t>
+              </m:r>
+              <m:r>
+                <m:rPr>
+                  <m:sty m:val="p"/>
+                </m:rPr>
+                <m:t>/</m:t>
+              </m:r>
+              <m:r>
+                <m:t>0.99</m:t>
+              </m:r>
+              <m:r>
+                <m:rPr>
+                  <m:nor/>
+                  <m:sty m:val="p"/>
+                </m:rPr>
+                <m:t>)</m:t>
+              </m:r>
+            </m:e>
+            <m:e>
+              <m:r>
+                <m:t>&amp;</m:t>
+              </m:r>
+              <m:r>
+                <m:rPr>
+                  <m:sty m:val="p"/>
+                </m:rPr>
+                <m:t>≈</m:t>
+              </m:r>
+              <m:f>
+                <m:fPr>
+                  <m:type m:val="bar"/>
+                </m:fPr>
+                <m:num>
+                  <m:r>
+                    <m:t>1</m:t>
+                  </m:r>
+                </m:num>
+                <m:den>
+                  <m:r>
+                    <m:t>1</m:t>
+                  </m:r>
+                  <m:r>
+                    <m:rPr>
+                      <m:sty m:val="p"/>
+                    </m:rPr>
+                    <m:t>+</m:t>
+                  </m:r>
+                  <m:r>
+                    <m:t>0.0101</m:t>
+                  </m:r>
+                  <m:r>
+                    <m:rPr>
+                      <m:sty m:val="p"/>
+                    </m:rPr>
+                    <m:t>⋅</m:t>
+                  </m:r>
+                  <m:r>
+                    <m:t>13.29</m:t>
+                  </m:r>
+                </m:den>
+              </m:f>
+              <m:r>
+                <m:t>&amp;</m:t>
+              </m:r>
+              <m:r>
+                <m:t>&amp;</m:t>
+              </m:r>
+              <m:r>
+                <m:rPr>
+                  <m:nor/>
+                  <m:sty m:val="p"/>
+                </m:rPr>
+                <m:t>(divide </m:t>
+              </m:r>
+              <m:r>
+                <m:t>0.93</m:t>
+              </m:r>
+              <m:r>
+                <m:rPr>
+                  <m:sty m:val="p"/>
+                </m:rPr>
+                <m:t>/</m:t>
+              </m:r>
+              <m:r>
+                <m:t>0.07</m:t>
+              </m:r>
+              <m:r>
+                <m:rPr>
+                  <m:nor/>
+                  <m:sty m:val="p"/>
+                </m:rPr>
+                <m:t>)</m:t>
               </m:r>
             </m:e>
             <m:e>
@@ -7594,6 +7807,12 @@
       </w:pPr>
       <w:r>
         <w:t xml:space="preserve">If the same test were used in a population with prevalence 0.1% instead,</w:t>
+      </w:r>
+      <w:r>
+        <w:t xml:space="preserve"> </w:t>
+      </w:r>
+      <w:r>
+        <w:t xml:space="preserve">and its sensitivity and specificity were still 99% in that population,</w:t>
       </w:r>
       <w:r>
         <w:t xml:space="preserve"> </w:t>
@@ -7943,7 +8162,19 @@
         <w:t xml:space="preserve"> (The PPV depends on the population, not only on the test). </w:t>
       </w:r>
       <w:r>
-        <w:t xml:space="preserve">The sensitivity and specificity describe the test itself,</w:t>
+        <w:t xml:space="preserve">The sensitivity and specificity describe the test’s performance in a specified setting,</w:t>
+      </w:r>
+      <w:r>
+        <w:t xml:space="preserve"> </w:t>
+      </w:r>
+      <w:r>
+        <w:t xml:space="preserve">and may differ across settings</w:t>
+      </w:r>
+      <w:r>
+        <w:t xml:space="preserve"> </w:t>
+      </w:r>
+      <w:r>
+        <w:t xml:space="preserve">(for example, with the case mix of the people tested or the threshold used to call a result positive),</w:t>
       </w:r>
       <w:r>
         <w:t xml:space="preserve"> </w:t>
@@ -7970,20 +8201,12 @@
               <m:t>−</m:t>
             </m:r>
             <m:r>
-              <m:rPr>
-                <m:nor/>
-                <m:sty m:val="p"/>
-              </m:rPr>
-              <m:t>prev</m:t>
+              <m:t>π</m:t>
             </m:r>
           </m:num>
           <m:den>
             <m:r>
-              <m:rPr>
-                <m:nor/>
-                <m:sty m:val="p"/>
-              </m:rPr>
-              <m:t>prev</m:t>
+              <m:t>π</m:t>
             </m:r>
           </m:den>
         </m:f>
@@ -8266,6 +8489,15 @@
     <w:abstractNumId w:val="990"/>
   </w:num>
   <w:num w:numId="1001">
+    <w:abstractNumId w:val="991"/>
+  </w:num>
+  <w:num w:numId="1002">
+    <w:abstractNumId w:val="991"/>
+  </w:num>
+  <w:num w:numId="1003">
+    <w:abstractNumId w:val="991"/>
+  </w:num>
+  <w:num w:numId="1004">
     <w:abstractNumId w:val="991"/>
   </w:num>
 </w:numbering>

--- a/pr-preview/pr-91/classification-handout.docx
+++ b/pr-preview/pr-91/classification-handout.docx
@@ -15,7 +15,7 @@
         <w:pStyle w:val="Date"/>
       </w:pPr>
       <w:r>
-        <w:t xml:space="preserve">Last modified: 2026-10-09 02:07:19 (PDT)</w:t>
+        <w:t xml:space="preserve">Last modified: 2026-10-09 13:24:16 (PDT)</w:t>
       </w:r>
     </w:p>
     <w:bookmarkStart w:id="15" w:name="introduction"/>
